--- a/CORTEX_Ecosystem_PRD_SRS_Pack/01_CORTEX_IDE_PRD_SRS.docx
+++ b/CORTEX_Ecosystem_PRD_SRS_Pack/01_CORTEX_IDE_PRD_SRS.docx
@@ -3778,6 +3778,92 @@
         <w:t>- **Gateway Dispatcher**: `execute_ide(action, params)` in `src/cortex_m/gateway.py`</w:t>
       </w:r>
     </w:p>
+    <w:p>
+      <w:pPr>
+        <w:pStyle w:val="Heading1"/>
+      </w:pPr>
+      <w:r>
+        <w:t>Technical Architecture &amp; Mathematical Formulations</w:t>
+      </w:r>
+    </w:p>
+    <w:p>
+      <w:r>
+        <w:t>### Technical Architecture &amp; Mathematical Foundations: CORTEX-IDE / CortexCode</w:t>
+      </w:r>
+    </w:p>
+    <w:p>
+      <w:r>
+        <w:t>- **AST Symbol Resolution &amp; Call Trees**: Abstract Syntax Tree parsing (`platforms/ide/src/ast_parser.py`) constructs complete symbol tables, call graphs, and dependency DAGs without token truncation.</w:t>
+      </w:r>
+    </w:p>
+    <w:p>
+      <w:r>
+        <w:t>- **McCabe Cyclomatic Complexity**: Real-time complexity evaluation per function:</w:t>
+      </w:r>
+    </w:p>
+    <w:p>
+      <w:r>
+        <w:t>$$M = 1 + \sum \text{decision branch points}$$</w:t>
+      </w:r>
+    </w:p>
+    <w:p>
+      <w:r>
+        <w:t>auditing maintenance overhead across conditionals, loops, and boolean operators.</w:t>
+      </w:r>
+    </w:p>
+    <w:p>
+      <w:r>
+        <w:t>- **Atomic Multi-File Patch Transactions**: AST Diff Engine (`platforms/ide/src/diff_engine.py`) provides all-or-nothing transaction semantics: if any file in a patch bundle fails AST syntax validation, zero files are committed to disk.</w:t>
+      </w:r>
+    </w:p>
+    <w:p>
+      <w:r>
+        <w:t>- **Isolated Subprocess Sandbox**: Deterministic subprocess execution (`platforms/ide/src/sandbox.py`) enforcing hard timeout ceilings ($5.0\text{ s}$ default), stripped environment variables, and strict memory limits.</w:t>
+      </w:r>
+    </w:p>
+    <w:p>
+      <w:r>
+        <w:t>- **Multi-Agent Swarm Protocol**: 5W1H DAG execution across Architect, Coder, Critic, and Auditor personas with cryptographic approval gates prior to git mutation.</w:t>
+      </w:r>
+    </w:p>
+    <w:p>
+      <w:pPr>
+        <w:pStyle w:val="Heading1"/>
+      </w:pPr>
+      <w:r>
+        <w:t>Implemented Codebase Traceability</w:t>
+      </w:r>
+    </w:p>
+    <w:p>
+      <w:r>
+        <w:t>### Implemented Codebase Traceability</w:t>
+      </w:r>
+    </w:p>
+    <w:p>
+      <w:r>
+        <w:t>- **AST Parser**: `platforms/ide/src/ast_parser.py` (`ASTSymbolTableParser`, `ASTSymbolTable`)</w:t>
+      </w:r>
+    </w:p>
+    <w:p>
+      <w:r>
+        <w:t>- **Diff Engine**: `platforms/ide/src/diff_engine.py` (`ASTDiffEngine`, `PatchResult`, `DiffResult`)</w:t>
+      </w:r>
+    </w:p>
+    <w:p>
+      <w:r>
+        <w:t>- **Sandbox Runner**: `platforms/ide/src/sandbox.py` (`SubprocessSandboxRunner`)</w:t>
+      </w:r>
+    </w:p>
+    <w:p>
+      <w:r>
+        <w:t>- **Swarm Orchestrator**: `platforms/ide/src/swarm.py` (`CortexCodeSwarm`)</w:t>
+      </w:r>
+    </w:p>
+    <w:p>
+      <w:r>
+        <w:t>- **Gateway Dispatcher**: `execute_ide(action, params)` in `src/cortex_m/gateway.py`</w:t>
+      </w:r>
+    </w:p>
     <w:sectPr>
       <w:footerReference w:type="default" r:id="rId9"/>
       <w:pgSz w:w="12240" w:h="15840"/>
